--- a/01_Python_Essentials/L06-containers/ASSIGNMENT-dictionary-Grocery.docx
+++ b/01_Python_Essentials/L06-containers/ASSIGNMENT-dictionary-Grocery.docx
@@ -4,37 +4,80 @@
   <w:body>
     <w:p>
       <w:pPr>
+        <w:jc w:val="center"/>
         <w:rPr>
           <w:b/>
           <w:bCs/>
+          <w:sz w:val="40"/>
+          <w:szCs w:val="40"/>
         </w:rPr>
       </w:pPr>
       <w:r>
         <w:rPr>
           <w:b/>
           <w:bCs/>
+          <w:sz w:val="40"/>
+          <w:szCs w:val="40"/>
         </w:rPr>
         <w:t>Assignment: Grocery List Manager</w:t>
       </w:r>
     </w:p>
     <w:p>
-      <w:r>
+      <w:pPr>
+        <w:rPr>
+          <w:b/>
+          <w:bCs/>
+          <w:sz w:val="32"/>
+          <w:szCs w:val="32"/>
+        </w:rPr>
+      </w:pPr>
+      <w:r>
+        <w:rPr>
+          <w:b/>
+          <w:bCs/>
+          <w:sz w:val="32"/>
+          <w:szCs w:val="32"/>
+        </w:rPr>
         <w:t>Objective</w:t>
       </w:r>
     </w:p>
     <w:p>
-      <w:r>
+      <w:pPr>
+        <w:rPr>
+          <w:sz w:val="32"/>
+          <w:szCs w:val="32"/>
+        </w:rPr>
+      </w:pPr>
+      <w:r>
+        <w:rPr>
+          <w:sz w:val="32"/>
+          <w:szCs w:val="32"/>
+        </w:rPr>
         <w:t>In this assignment, you will create a simple grocery list manager using Python.</w:t>
       </w:r>
       <w:r>
+        <w:rPr>
+          <w:sz w:val="32"/>
+          <w:szCs w:val="32"/>
+        </w:rPr>
         <w:br/>
         <w:t>This task will help you practice loops, dictionaries, conditional statements, and user input, which are core concepts for beginner Python programmers.</w:t>
       </w:r>
     </w:p>
     <w:p>
-      <w:r>
+      <w:pPr>
+        <w:rPr>
+          <w:sz w:val="32"/>
+          <w:szCs w:val="32"/>
+        </w:rPr>
+      </w:pPr>
+      <w:r>
+        <w:rPr>
+          <w:sz w:val="32"/>
+          <w:szCs w:val="32"/>
+        </w:rPr>
         <w:pict w14:anchorId="4E9957F3">
-          <v:rect id="_x0000_i1068" style="width:0;height:1.5pt" o:hralign="center" o:hrstd="t" o:hr="t" fillcolor="#a0a0a0" stroked="f"/>
+          <v:rect id="_x0000_i1025" style="width:0;height:1.5pt" o:hralign="center" o:hrstd="t" o:hr="t" fillcolor="#a0a0a0" stroked="f"/>
         </w:pict>
       </w:r>
     </w:p>
@@ -43,50 +86,128 @@
         <w:rPr>
           <w:b/>
           <w:bCs/>
+          <w:sz w:val="32"/>
+          <w:szCs w:val="32"/>
         </w:rPr>
       </w:pPr>
       <w:r>
         <w:rPr>
           <w:b/>
           <w:bCs/>
+          <w:sz w:val="32"/>
+          <w:szCs w:val="32"/>
         </w:rPr>
         <w:t>Problem Statement</w:t>
       </w:r>
     </w:p>
     <w:p>
-      <w:r>
-        <w:t>You are required to build a menu-driven Python program that allows a user to manage a grocery list from the terminal.</w:t>
-      </w:r>
-    </w:p>
-    <w:p>
-      <w:r>
-        <w:t>The program should keep running until the user chooses to exit.</w:t>
-      </w:r>
-    </w:p>
-    <w:p>
-      <w:r>
-        <w:pict w14:anchorId="6BCFF61E">
-          <v:rect id="_x0000_i1069" style="width:0;height:1.5pt" o:hralign="center" o:hrstd="t" o:hr="t" fillcolor="#a0a0a0" stroked="f"/>
-        </w:pict>
-      </w:r>
-    </w:p>
-    <w:p>
-      <w:pPr>
+      <w:pPr>
+        <w:rPr>
+          <w:sz w:val="32"/>
+          <w:szCs w:val="32"/>
+        </w:rPr>
+      </w:pPr>
+      <w:r>
+        <w:rPr>
+          <w:sz w:val="32"/>
+          <w:szCs w:val="32"/>
+        </w:rPr>
+        <w:t>You are required to build a menu-driven Python program that allows a user to manage a grocery list from the terminal</w:t>
+      </w:r>
+      <w:r>
+        <w:rPr>
+          <w:sz w:val="32"/>
+          <w:szCs w:val="32"/>
+        </w:rPr>
+        <w:t xml:space="preserve"> (</w:t>
+      </w:r>
+      <w:r>
         <w:rPr>
           <w:b/>
           <w:bCs/>
-        </w:rPr>
-      </w:pPr>
-      <w:r>
+          <w:sz w:val="32"/>
+          <w:szCs w:val="32"/>
+        </w:rPr>
+        <w:t>CLI application</w:t>
+      </w:r>
+      <w:r>
+        <w:rPr>
+          <w:sz w:val="32"/>
+          <w:szCs w:val="32"/>
+        </w:rPr>
+        <w:t>)</w:t>
+      </w:r>
+      <w:r>
+        <w:rPr>
+          <w:sz w:val="32"/>
+          <w:szCs w:val="32"/>
+        </w:rPr>
+        <w:t>.</w:t>
+      </w:r>
+    </w:p>
+    <w:p>
+      <w:pPr>
+        <w:rPr>
+          <w:sz w:val="32"/>
+          <w:szCs w:val="32"/>
+        </w:rPr>
+      </w:pPr>
+      <w:r>
+        <w:rPr>
+          <w:sz w:val="32"/>
+          <w:szCs w:val="32"/>
+        </w:rPr>
+        <w:t>The program should keep running until the user chooses to exit.</w:t>
+      </w:r>
+    </w:p>
+    <w:p>
+      <w:pPr>
+        <w:rPr>
+          <w:sz w:val="32"/>
+          <w:szCs w:val="32"/>
+        </w:rPr>
+      </w:pPr>
+      <w:r>
+        <w:rPr>
+          <w:sz w:val="32"/>
+          <w:szCs w:val="32"/>
+        </w:rPr>
+        <w:pict w14:anchorId="6BCFF61E">
+          <v:rect id="_x0000_i1026" style="width:0;height:1.5pt" o:hralign="center" o:hrstd="t" o:hr="t" fillcolor="#a0a0a0" stroked="f"/>
+        </w:pict>
+      </w:r>
+    </w:p>
+    <w:p>
+      <w:pPr>
         <w:rPr>
           <w:b/>
           <w:bCs/>
+          <w:sz w:val="32"/>
+          <w:szCs w:val="32"/>
+        </w:rPr>
+      </w:pPr>
+      <w:r>
+        <w:rPr>
+          <w:b/>
+          <w:bCs/>
+          <w:sz w:val="32"/>
+          <w:szCs w:val="32"/>
         </w:rPr>
         <w:t>Requirements</w:t>
       </w:r>
     </w:p>
     <w:p>
-      <w:r>
+      <w:pPr>
+        <w:rPr>
+          <w:sz w:val="32"/>
+          <w:szCs w:val="32"/>
+        </w:rPr>
+      </w:pPr>
+      <w:r>
+        <w:rPr>
+          <w:sz w:val="32"/>
+          <w:szCs w:val="32"/>
+        </w:rPr>
         <w:t>Your program must display a menu with the following options:</w:t>
       </w:r>
     </w:p>
@@ -96,8 +217,16 @@
           <w:ilvl w:val="0"/>
           <w:numId w:val="1"/>
         </w:numPr>
-      </w:pPr>
-      <w:r>
+        <w:rPr>
+          <w:sz w:val="32"/>
+          <w:szCs w:val="32"/>
+        </w:rPr>
+      </w:pPr>
+      <w:r>
+        <w:rPr>
+          <w:sz w:val="32"/>
+          <w:szCs w:val="32"/>
+        </w:rPr>
         <w:t>Add an item</w:t>
       </w:r>
     </w:p>
@@ -107,8 +236,16 @@
           <w:ilvl w:val="1"/>
           <w:numId w:val="1"/>
         </w:numPr>
-      </w:pPr>
-      <w:r>
+        <w:rPr>
+          <w:sz w:val="32"/>
+          <w:szCs w:val="32"/>
+        </w:rPr>
+      </w:pPr>
+      <w:r>
+        <w:rPr>
+          <w:sz w:val="32"/>
+          <w:szCs w:val="32"/>
+        </w:rPr>
         <w:t>Ask the user to enter:</w:t>
       </w:r>
     </w:p>
@@ -118,8 +255,16 @@
           <w:ilvl w:val="2"/>
           <w:numId w:val="1"/>
         </w:numPr>
-      </w:pPr>
-      <w:r>
+        <w:rPr>
+          <w:sz w:val="32"/>
+          <w:szCs w:val="32"/>
+        </w:rPr>
+      </w:pPr>
+      <w:r>
+        <w:rPr>
+          <w:sz w:val="32"/>
+          <w:szCs w:val="32"/>
+        </w:rPr>
         <w:t>Item name</w:t>
       </w:r>
     </w:p>
@@ -129,8 +274,16 @@
           <w:ilvl w:val="2"/>
           <w:numId w:val="1"/>
         </w:numPr>
-      </w:pPr>
-      <w:r>
+        <w:rPr>
+          <w:sz w:val="32"/>
+          <w:szCs w:val="32"/>
+        </w:rPr>
+      </w:pPr>
+      <w:r>
+        <w:rPr>
+          <w:sz w:val="32"/>
+          <w:szCs w:val="32"/>
+        </w:rPr>
         <w:t>Quantity</w:t>
       </w:r>
     </w:p>
@@ -140,8 +293,16 @@
           <w:ilvl w:val="2"/>
           <w:numId w:val="1"/>
         </w:numPr>
-      </w:pPr>
-      <w:r>
+        <w:rPr>
+          <w:sz w:val="32"/>
+          <w:szCs w:val="32"/>
+        </w:rPr>
+      </w:pPr>
+      <w:r>
+        <w:rPr>
+          <w:sz w:val="32"/>
+          <w:szCs w:val="32"/>
+        </w:rPr>
         <w:t>Price</w:t>
       </w:r>
     </w:p>
@@ -151,8 +312,16 @@
           <w:ilvl w:val="1"/>
           <w:numId w:val="1"/>
         </w:numPr>
-      </w:pPr>
-      <w:r>
+        <w:rPr>
+          <w:sz w:val="32"/>
+          <w:szCs w:val="32"/>
+        </w:rPr>
+      </w:pPr>
+      <w:r>
+        <w:rPr>
+          <w:sz w:val="32"/>
+          <w:szCs w:val="32"/>
+        </w:rPr>
         <w:t>Store the item in a dictionary</w:t>
       </w:r>
     </w:p>
@@ -162,8 +331,16 @@
           <w:ilvl w:val="1"/>
           <w:numId w:val="1"/>
         </w:numPr>
-      </w:pPr>
-      <w:r>
+        <w:rPr>
+          <w:sz w:val="32"/>
+          <w:szCs w:val="32"/>
+        </w:rPr>
+      </w:pPr>
+      <w:r>
+        <w:rPr>
+          <w:sz w:val="32"/>
+          <w:szCs w:val="32"/>
+        </w:rPr>
         <w:t>Calculate the total cost for that item</w:t>
       </w:r>
     </w:p>
@@ -173,8 +350,17 @@
           <w:ilvl w:val="0"/>
           <w:numId w:val="1"/>
         </w:numPr>
-      </w:pPr>
-      <w:r>
+        <w:rPr>
+          <w:sz w:val="32"/>
+          <w:szCs w:val="32"/>
+        </w:rPr>
+      </w:pPr>
+      <w:r>
+        <w:rPr>
+          <w:sz w:val="32"/>
+          <w:szCs w:val="32"/>
+        </w:rPr>
+        <w:lastRenderedPageBreak/>
         <w:t>View all items</w:t>
       </w:r>
     </w:p>
@@ -184,8 +370,16 @@
           <w:ilvl w:val="1"/>
           <w:numId w:val="1"/>
         </w:numPr>
-      </w:pPr>
-      <w:r>
+        <w:rPr>
+          <w:sz w:val="32"/>
+          <w:szCs w:val="32"/>
+        </w:rPr>
+      </w:pPr>
+      <w:r>
+        <w:rPr>
+          <w:sz w:val="32"/>
+          <w:szCs w:val="32"/>
+        </w:rPr>
         <w:t>Display all grocery items along with their total prices</w:t>
       </w:r>
     </w:p>
@@ -195,8 +389,16 @@
           <w:ilvl w:val="1"/>
           <w:numId w:val="1"/>
         </w:numPr>
-      </w:pPr>
-      <w:r>
+        <w:rPr>
+          <w:sz w:val="32"/>
+          <w:szCs w:val="32"/>
+        </w:rPr>
+      </w:pPr>
+      <w:r>
+        <w:rPr>
+          <w:sz w:val="32"/>
+          <w:szCs w:val="32"/>
+        </w:rPr>
         <w:t>If the list is empty, show an appropriate message</w:t>
       </w:r>
     </w:p>
@@ -206,8 +408,16 @@
           <w:ilvl w:val="0"/>
           <w:numId w:val="1"/>
         </w:numPr>
-      </w:pPr>
-      <w:r>
+        <w:rPr>
+          <w:sz w:val="32"/>
+          <w:szCs w:val="32"/>
+        </w:rPr>
+      </w:pPr>
+      <w:r>
+        <w:rPr>
+          <w:sz w:val="32"/>
+          <w:szCs w:val="32"/>
+        </w:rPr>
         <w:t>Remove an item</w:t>
       </w:r>
     </w:p>
@@ -217,8 +427,16 @@
           <w:ilvl w:val="1"/>
           <w:numId w:val="1"/>
         </w:numPr>
-      </w:pPr>
-      <w:r>
+        <w:rPr>
+          <w:sz w:val="32"/>
+          <w:szCs w:val="32"/>
+        </w:rPr>
+      </w:pPr>
+      <w:r>
+        <w:rPr>
+          <w:sz w:val="32"/>
+          <w:szCs w:val="32"/>
+        </w:rPr>
         <w:t>Ask the user for the item name</w:t>
       </w:r>
     </w:p>
@@ -228,8 +446,16 @@
           <w:ilvl w:val="1"/>
           <w:numId w:val="1"/>
         </w:numPr>
-      </w:pPr>
-      <w:r>
+        <w:rPr>
+          <w:sz w:val="32"/>
+          <w:szCs w:val="32"/>
+        </w:rPr>
+      </w:pPr>
+      <w:r>
+        <w:rPr>
+          <w:sz w:val="32"/>
+          <w:szCs w:val="32"/>
+        </w:rPr>
         <w:t>Remove the item if it exists</w:t>
       </w:r>
     </w:p>
@@ -239,8 +465,16 @@
           <w:ilvl w:val="1"/>
           <w:numId w:val="1"/>
         </w:numPr>
-      </w:pPr>
-      <w:r>
+        <w:rPr>
+          <w:sz w:val="32"/>
+          <w:szCs w:val="32"/>
+        </w:rPr>
+      </w:pPr>
+      <w:r>
+        <w:rPr>
+          <w:sz w:val="32"/>
+          <w:szCs w:val="32"/>
+        </w:rPr>
         <w:t>Display a message if the item is not found</w:t>
       </w:r>
     </w:p>
@@ -250,9 +484,16 @@
           <w:ilvl w:val="0"/>
           <w:numId w:val="1"/>
         </w:numPr>
-      </w:pPr>
-      <w:r>
-        <w:lastRenderedPageBreak/>
+        <w:rPr>
+          <w:sz w:val="32"/>
+          <w:szCs w:val="32"/>
+        </w:rPr>
+      </w:pPr>
+      <w:r>
+        <w:rPr>
+          <w:sz w:val="32"/>
+          <w:szCs w:val="32"/>
+        </w:rPr>
         <w:t>Calculate total bill</w:t>
       </w:r>
     </w:p>
@@ -262,8 +503,16 @@
           <w:ilvl w:val="1"/>
           <w:numId w:val="1"/>
         </w:numPr>
-      </w:pPr>
-      <w:r>
+        <w:rPr>
+          <w:sz w:val="32"/>
+          <w:szCs w:val="32"/>
+        </w:rPr>
+      </w:pPr>
+      <w:r>
+        <w:rPr>
+          <w:sz w:val="32"/>
+          <w:szCs w:val="32"/>
+        </w:rPr>
         <w:t>Calculate and display the total cost of all items in the grocery list</w:t>
       </w:r>
     </w:p>
@@ -273,8 +522,16 @@
           <w:ilvl w:val="0"/>
           <w:numId w:val="1"/>
         </w:numPr>
-      </w:pPr>
-      <w:r>
+        <w:rPr>
+          <w:sz w:val="32"/>
+          <w:szCs w:val="32"/>
+        </w:rPr>
+      </w:pPr>
+      <w:r>
+        <w:rPr>
+          <w:sz w:val="32"/>
+          <w:szCs w:val="32"/>
+        </w:rPr>
         <w:t>Exit the program</w:t>
       </w:r>
     </w:p>
@@ -284,15 +541,33 @@
           <w:ilvl w:val="1"/>
           <w:numId w:val="1"/>
         </w:numPr>
-      </w:pPr>
-      <w:r>
+        <w:rPr>
+          <w:sz w:val="32"/>
+          <w:szCs w:val="32"/>
+        </w:rPr>
+      </w:pPr>
+      <w:r>
+        <w:rPr>
+          <w:sz w:val="32"/>
+          <w:szCs w:val="32"/>
+        </w:rPr>
         <w:t>Stop the program when the user chooses to exit</w:t>
       </w:r>
     </w:p>
     <w:p>
-      <w:r>
+      <w:pPr>
+        <w:rPr>
+          <w:sz w:val="32"/>
+          <w:szCs w:val="32"/>
+        </w:rPr>
+      </w:pPr>
+      <w:r>
+        <w:rPr>
+          <w:sz w:val="32"/>
+          <w:szCs w:val="32"/>
+        </w:rPr>
         <w:pict w14:anchorId="2421CBDF">
-          <v:rect id="_x0000_i1070" style="width:0;height:1.5pt" o:hralign="center" o:hrstd="t" o:hr="t" fillcolor="#a0a0a0" stroked="f"/>
+          <v:rect id="_x0000_i1027" style="width:0;height:1.5pt" o:hralign="center" o:hrstd="t" o:hr="t" fillcolor="#a0a0a0" stroked="f"/>
         </w:pict>
       </w:r>
     </w:p>
@@ -301,12 +576,16 @@
         <w:rPr>
           <w:b/>
           <w:bCs/>
+          <w:sz w:val="32"/>
+          <w:szCs w:val="32"/>
         </w:rPr>
       </w:pPr>
       <w:r>
         <w:rPr>
           <w:b/>
           <w:bCs/>
+          <w:sz w:val="32"/>
+          <w:szCs w:val="32"/>
         </w:rPr>
         <w:t>Rules &amp; Constraints</w:t>
       </w:r>
@@ -317,8 +596,16 @@
           <w:ilvl w:val="0"/>
           <w:numId w:val="2"/>
         </w:numPr>
-      </w:pPr>
-      <w:r>
+        <w:rPr>
+          <w:sz w:val="32"/>
+          <w:szCs w:val="32"/>
+        </w:rPr>
+      </w:pPr>
+      <w:r>
+        <w:rPr>
+          <w:sz w:val="32"/>
+          <w:szCs w:val="32"/>
+        </w:rPr>
         <w:t>Use only basic Python concepts covered in this course</w:t>
       </w:r>
     </w:p>
@@ -328,8 +615,16 @@
           <w:ilvl w:val="0"/>
           <w:numId w:val="2"/>
         </w:numPr>
-      </w:pPr>
-      <w:r>
+        <w:rPr>
+          <w:sz w:val="32"/>
+          <w:szCs w:val="32"/>
+        </w:rPr>
+      </w:pPr>
+      <w:r>
+        <w:rPr>
+          <w:sz w:val="32"/>
+          <w:szCs w:val="32"/>
+        </w:rPr>
         <w:t>Use:</w:t>
       </w:r>
     </w:p>
@@ -339,8 +634,16 @@
           <w:ilvl w:val="1"/>
           <w:numId w:val="2"/>
         </w:numPr>
-      </w:pPr>
-      <w:r>
+        <w:rPr>
+          <w:sz w:val="32"/>
+          <w:szCs w:val="32"/>
+        </w:rPr>
+      </w:pPr>
+      <w:r>
+        <w:rPr>
+          <w:sz w:val="32"/>
+          <w:szCs w:val="32"/>
+        </w:rPr>
         <w:t>while loop</w:t>
       </w:r>
     </w:p>
@@ -350,17 +653,17 @@
           <w:ilvl w:val="1"/>
           <w:numId w:val="2"/>
         </w:numPr>
-      </w:pPr>
-      <w:r>
-        <w:t>if-</w:t>
-      </w:r>
-      <w:proofErr w:type="spellStart"/>
-      <w:r>
-        <w:t>elif</w:t>
-      </w:r>
-      <w:proofErr w:type="spellEnd"/>
-      <w:r>
-        <w:t>-else</w:t>
+        <w:rPr>
+          <w:sz w:val="32"/>
+          <w:szCs w:val="32"/>
+        </w:rPr>
+      </w:pPr>
+      <w:r>
+        <w:rPr>
+          <w:sz w:val="32"/>
+          <w:szCs w:val="32"/>
+        </w:rPr>
+        <w:t>if-elif-else</w:t>
       </w:r>
     </w:p>
     <w:p>
@@ -369,8 +672,16 @@
           <w:ilvl w:val="1"/>
           <w:numId w:val="2"/>
         </w:numPr>
-      </w:pPr>
-      <w:r>
+        <w:rPr>
+          <w:sz w:val="32"/>
+          <w:szCs w:val="32"/>
+        </w:rPr>
+      </w:pPr>
+      <w:r>
+        <w:rPr>
+          <w:sz w:val="32"/>
+          <w:szCs w:val="32"/>
+        </w:rPr>
         <w:t>Dictionary</w:t>
       </w:r>
     </w:p>
@@ -380,21 +691,41 @@
           <w:ilvl w:val="1"/>
           <w:numId w:val="2"/>
         </w:numPr>
+        <w:rPr>
+          <w:sz w:val="32"/>
+          <w:szCs w:val="32"/>
+        </w:rPr>
       </w:pPr>
       <w:proofErr w:type="gramStart"/>
       <w:r>
+        <w:rPr>
+          <w:sz w:val="32"/>
+          <w:szCs w:val="32"/>
+        </w:rPr>
         <w:t>input(</w:t>
       </w:r>
       <w:proofErr w:type="gramEnd"/>
       <w:r>
+        <w:rPr>
+          <w:sz w:val="32"/>
+          <w:szCs w:val="32"/>
+        </w:rPr>
         <w:t xml:space="preserve">) and </w:t>
       </w:r>
       <w:proofErr w:type="gramStart"/>
       <w:r>
+        <w:rPr>
+          <w:sz w:val="32"/>
+          <w:szCs w:val="32"/>
+        </w:rPr>
         <w:t>print(</w:t>
       </w:r>
       <w:proofErr w:type="gramEnd"/>
       <w:r>
+        <w:rPr>
+          <w:sz w:val="32"/>
+          <w:szCs w:val="32"/>
+        </w:rPr>
         <w:t>)</w:t>
       </w:r>
     </w:p>
@@ -404,8 +735,16 @@
           <w:ilvl w:val="0"/>
           <w:numId w:val="2"/>
         </w:numPr>
-      </w:pPr>
-      <w:r>
+        <w:rPr>
+          <w:sz w:val="32"/>
+          <w:szCs w:val="32"/>
+        </w:rPr>
+      </w:pPr>
+      <w:r>
+        <w:rPr>
+          <w:sz w:val="32"/>
+          <w:szCs w:val="32"/>
+        </w:rPr>
         <w:t>Do not use:</w:t>
       </w:r>
     </w:p>
@@ -415,8 +754,17 @@
           <w:ilvl w:val="1"/>
           <w:numId w:val="2"/>
         </w:numPr>
-      </w:pPr>
-      <w:r>
+        <w:rPr>
+          <w:sz w:val="32"/>
+          <w:szCs w:val="32"/>
+        </w:rPr>
+      </w:pPr>
+      <w:r>
+        <w:rPr>
+          <w:sz w:val="32"/>
+          <w:szCs w:val="32"/>
+        </w:rPr>
+        <w:lastRenderedPageBreak/>
         <w:t>Classes</w:t>
       </w:r>
     </w:p>
@@ -426,8 +774,16 @@
           <w:ilvl w:val="1"/>
           <w:numId w:val="2"/>
         </w:numPr>
-      </w:pPr>
-      <w:r>
+        <w:rPr>
+          <w:sz w:val="32"/>
+          <w:szCs w:val="32"/>
+        </w:rPr>
+      </w:pPr>
+      <w:r>
+        <w:rPr>
+          <w:sz w:val="32"/>
+          <w:szCs w:val="32"/>
+        </w:rPr>
         <w:t>External libraries</w:t>
       </w:r>
     </w:p>
@@ -437,15 +793,33 @@
           <w:ilvl w:val="1"/>
           <w:numId w:val="2"/>
         </w:numPr>
-      </w:pPr>
-      <w:r>
+        <w:rPr>
+          <w:sz w:val="32"/>
+          <w:szCs w:val="32"/>
+        </w:rPr>
+      </w:pPr>
+      <w:r>
+        <w:rPr>
+          <w:sz w:val="32"/>
+          <w:szCs w:val="32"/>
+        </w:rPr>
         <w:t>Advanced Python features</w:t>
       </w:r>
     </w:p>
     <w:p>
-      <w:r>
+      <w:pPr>
+        <w:rPr>
+          <w:sz w:val="32"/>
+          <w:szCs w:val="32"/>
+        </w:rPr>
+      </w:pPr>
+      <w:r>
+        <w:rPr>
+          <w:sz w:val="32"/>
+          <w:szCs w:val="32"/>
+        </w:rPr>
         <w:pict w14:anchorId="3F96DDF0">
-          <v:rect id="_x0000_i1071" style="width:0;height:1.5pt" o:hralign="center" o:hrstd="t" o:hr="t" fillcolor="#a0a0a0" stroked="f"/>
+          <v:rect id="_x0000_i1028" style="width:0;height:1.5pt" o:hralign="center" o:hrstd="t" o:hr="t" fillcolor="#a0a0a0" stroked="f"/>
         </w:pict>
       </w:r>
     </w:p>
@@ -454,18 +828,32 @@
         <w:rPr>
           <w:b/>
           <w:bCs/>
+          <w:sz w:val="32"/>
+          <w:szCs w:val="32"/>
         </w:rPr>
       </w:pPr>
       <w:r>
         <w:rPr>
           <w:b/>
           <w:bCs/>
+          <w:sz w:val="32"/>
+          <w:szCs w:val="32"/>
         </w:rPr>
         <w:t>Expected Outcome</w:t>
       </w:r>
     </w:p>
     <w:p>
-      <w:r>
+      <w:pPr>
+        <w:rPr>
+          <w:sz w:val="32"/>
+          <w:szCs w:val="32"/>
+        </w:rPr>
+      </w:pPr>
+      <w:r>
+        <w:rPr>
+          <w:sz w:val="32"/>
+          <w:szCs w:val="32"/>
+        </w:rPr>
         <w:t>By completing this assignment, you should be able to:</w:t>
       </w:r>
     </w:p>
@@ -475,8 +863,16 @@
           <w:ilvl w:val="0"/>
           <w:numId w:val="3"/>
         </w:numPr>
-      </w:pPr>
-      <w:r>
+        <w:rPr>
+          <w:sz w:val="32"/>
+          <w:szCs w:val="32"/>
+        </w:rPr>
+      </w:pPr>
+      <w:r>
+        <w:rPr>
+          <w:sz w:val="32"/>
+          <w:szCs w:val="32"/>
+        </w:rPr>
         <w:t>Create and manipulate dictionaries</w:t>
       </w:r>
     </w:p>
@@ -486,8 +882,16 @@
           <w:ilvl w:val="0"/>
           <w:numId w:val="3"/>
         </w:numPr>
-      </w:pPr>
-      <w:r>
+        <w:rPr>
+          <w:sz w:val="32"/>
+          <w:szCs w:val="32"/>
+        </w:rPr>
+      </w:pPr>
+      <w:r>
+        <w:rPr>
+          <w:sz w:val="32"/>
+          <w:szCs w:val="32"/>
+        </w:rPr>
         <w:t>Build a menu-driven program</w:t>
       </w:r>
     </w:p>
@@ -497,8 +901,16 @@
           <w:ilvl w:val="0"/>
           <w:numId w:val="3"/>
         </w:numPr>
-      </w:pPr>
-      <w:r>
+        <w:rPr>
+          <w:sz w:val="32"/>
+          <w:szCs w:val="32"/>
+        </w:rPr>
+      </w:pPr>
+      <w:r>
+        <w:rPr>
+          <w:sz w:val="32"/>
+          <w:szCs w:val="32"/>
+        </w:rPr>
         <w:t>Handle basic calculations</w:t>
       </w:r>
     </w:p>
@@ -508,15 +920,33 @@
           <w:ilvl w:val="0"/>
           <w:numId w:val="3"/>
         </w:numPr>
-      </w:pPr>
-      <w:r>
+        <w:rPr>
+          <w:sz w:val="32"/>
+          <w:szCs w:val="32"/>
+        </w:rPr>
+      </w:pPr>
+      <w:r>
+        <w:rPr>
+          <w:sz w:val="32"/>
+          <w:szCs w:val="32"/>
+        </w:rPr>
         <w:t>Think logically to solve a real-world problem using Python</w:t>
       </w:r>
     </w:p>
     <w:p>
-      <w:r>
+      <w:pPr>
+        <w:rPr>
+          <w:sz w:val="32"/>
+          <w:szCs w:val="32"/>
+        </w:rPr>
+      </w:pPr>
+      <w:r>
+        <w:rPr>
+          <w:sz w:val="32"/>
+          <w:szCs w:val="32"/>
+        </w:rPr>
         <w:pict w14:anchorId="19CD154F">
-          <v:rect id="_x0000_i1072" style="width:0;height:1.5pt" o:hralign="center" o:hrstd="t" o:hr="t" fillcolor="#a0a0a0" stroked="f"/>
+          <v:rect id="_x0000_i1029" style="width:0;height:1.5pt" o:hralign="center" o:hrstd="t" o:hr="t" fillcolor="#a0a0a0" stroked="f"/>
         </w:pict>
       </w:r>
     </w:p>
@@ -525,12 +955,16 @@
         <w:rPr>
           <w:b/>
           <w:bCs/>
+          <w:sz w:val="32"/>
+          <w:szCs w:val="32"/>
         </w:rPr>
       </w:pPr>
       <w:r>
         <w:rPr>
           <w:b/>
           <w:bCs/>
+          <w:sz w:val="32"/>
+          <w:szCs w:val="32"/>
         </w:rPr>
         <w:t>Submission Instructions</w:t>
       </w:r>
@@ -541,8 +975,16 @@
           <w:ilvl w:val="0"/>
           <w:numId w:val="4"/>
         </w:numPr>
-      </w:pPr>
-      <w:r>
+        <w:rPr>
+          <w:sz w:val="32"/>
+          <w:szCs w:val="32"/>
+        </w:rPr>
+      </w:pPr>
+      <w:r>
+        <w:rPr>
+          <w:sz w:val="32"/>
+          <w:szCs w:val="32"/>
+        </w:rPr>
         <w:t>Submit your complete Python code</w:t>
       </w:r>
     </w:p>
@@ -552,9 +994,16 @@
           <w:ilvl w:val="0"/>
           <w:numId w:val="4"/>
         </w:numPr>
-      </w:pPr>
-      <w:r>
-        <w:lastRenderedPageBreak/>
+        <w:rPr>
+          <w:sz w:val="32"/>
+          <w:szCs w:val="32"/>
+        </w:rPr>
+      </w:pPr>
+      <w:r>
+        <w:rPr>
+          <w:sz w:val="32"/>
+          <w:szCs w:val="32"/>
+        </w:rPr>
         <w:t>Make sure the code runs without errors</w:t>
       </w:r>
     </w:p>
@@ -564,16 +1013,1094 @@
           <w:ilvl w:val="0"/>
           <w:numId w:val="4"/>
         </w:numPr>
-      </w:pPr>
-      <w:r>
-        <w:t>Add comments where necessary to explain your logic</w:t>
-      </w:r>
-    </w:p>
-    <w:p>
-      <w:r>
-        <w:pict w14:anchorId="6BB7385C">
-          <v:rect id="_x0000_i1073" style="width:0;height:1.5pt" o:hralign="center" o:hrstd="t" o:hr="t" fillcolor="#a0a0a0" stroked="f"/>
-        </w:pict>
+        <w:rPr>
+          <w:sz w:val="32"/>
+          <w:szCs w:val="32"/>
+        </w:rPr>
+      </w:pPr>
+      <w:r>
+        <w:rPr>
+          <w:b/>
+          <w:bCs/>
+          <w:sz w:val="32"/>
+          <w:szCs w:val="32"/>
+        </w:rPr>
+        <w:t>Add comments</w:t>
+      </w:r>
+      <w:r>
+        <w:rPr>
+          <w:sz w:val="32"/>
+          <w:szCs w:val="32"/>
+        </w:rPr>
+        <w:t xml:space="preserve"> where necessary to explain your logic</w:t>
+      </w:r>
+    </w:p>
+    <w:p>
+      <w:pPr>
+        <w:rPr>
+          <w:sz w:val="32"/>
+          <w:szCs w:val="32"/>
+        </w:rPr>
+      </w:pPr>
+    </w:p>
+    <w:p>
+      <w:pPr>
+        <w:jc w:val="center"/>
+        <w:rPr>
+          <w:b/>
+          <w:bCs/>
+          <w:sz w:val="36"/>
+          <w:szCs w:val="36"/>
+        </w:rPr>
+      </w:pPr>
+      <w:r>
+        <w:rPr>
+          <w:b/>
+          <w:bCs/>
+          <w:sz w:val="36"/>
+          <w:szCs w:val="36"/>
+        </w:rPr>
+        <w:t>Sample run:</w:t>
+      </w:r>
+    </w:p>
+    <w:p>
+      <w:pPr>
+        <w:rPr>
+          <w:sz w:val="36"/>
+          <w:szCs w:val="36"/>
+        </w:rPr>
+      </w:pPr>
+    </w:p>
+    <w:p>
+      <w:pPr>
+        <w:rPr>
+          <w:sz w:val="36"/>
+          <w:szCs w:val="36"/>
+        </w:rPr>
+      </w:pPr>
+      <w:r>
+        <w:rPr>
+          <w:sz w:val="36"/>
+          <w:szCs w:val="36"/>
+        </w:rPr>
+        <w:t>--- Grocery Manager ---</w:t>
+      </w:r>
+    </w:p>
+    <w:p>
+      <w:pPr>
+        <w:rPr>
+          <w:sz w:val="36"/>
+          <w:szCs w:val="36"/>
+        </w:rPr>
+      </w:pPr>
+      <w:r>
+        <w:rPr>
+          <w:sz w:val="36"/>
+          <w:szCs w:val="36"/>
+        </w:rPr>
+        <w:t>1. Add item</w:t>
+      </w:r>
+    </w:p>
+    <w:p>
+      <w:pPr>
+        <w:rPr>
+          <w:sz w:val="36"/>
+          <w:szCs w:val="36"/>
+        </w:rPr>
+      </w:pPr>
+      <w:r>
+        <w:rPr>
+          <w:sz w:val="36"/>
+          <w:szCs w:val="36"/>
+        </w:rPr>
+        <w:t>2. View items</w:t>
+      </w:r>
+    </w:p>
+    <w:p>
+      <w:pPr>
+        <w:rPr>
+          <w:sz w:val="36"/>
+          <w:szCs w:val="36"/>
+        </w:rPr>
+      </w:pPr>
+      <w:r>
+        <w:rPr>
+          <w:sz w:val="36"/>
+          <w:szCs w:val="36"/>
+        </w:rPr>
+        <w:lastRenderedPageBreak/>
+        <w:t>3. Remove item</w:t>
+      </w:r>
+    </w:p>
+    <w:p>
+      <w:pPr>
+        <w:rPr>
+          <w:sz w:val="36"/>
+          <w:szCs w:val="36"/>
+        </w:rPr>
+      </w:pPr>
+      <w:r>
+        <w:rPr>
+          <w:sz w:val="36"/>
+          <w:szCs w:val="36"/>
+        </w:rPr>
+        <w:t>4. Total bill</w:t>
+      </w:r>
+    </w:p>
+    <w:p>
+      <w:pPr>
+        <w:rPr>
+          <w:sz w:val="36"/>
+          <w:szCs w:val="36"/>
+        </w:rPr>
+      </w:pPr>
+      <w:r>
+        <w:rPr>
+          <w:sz w:val="36"/>
+          <w:szCs w:val="36"/>
+        </w:rPr>
+        <w:t>5. Exit</w:t>
+      </w:r>
+    </w:p>
+    <w:p>
+      <w:pPr>
+        <w:rPr>
+          <w:b/>
+          <w:bCs/>
+          <w:sz w:val="36"/>
+          <w:szCs w:val="36"/>
+        </w:rPr>
+      </w:pPr>
+      <w:r>
+        <w:rPr>
+          <w:sz w:val="36"/>
+          <w:szCs w:val="36"/>
+        </w:rPr>
+        <w:t>Enter choice (1-5):</w:t>
+      </w:r>
+      <w:r>
+        <w:rPr>
+          <w:b/>
+          <w:bCs/>
+          <w:sz w:val="36"/>
+          <w:szCs w:val="36"/>
+        </w:rPr>
+        <w:t xml:space="preserve"> banana</w:t>
+      </w:r>
+    </w:p>
+    <w:p>
+      <w:pPr>
+        <w:rPr>
+          <w:sz w:val="36"/>
+          <w:szCs w:val="36"/>
+        </w:rPr>
+      </w:pPr>
+      <w:r>
+        <w:rPr>
+          <w:sz w:val="36"/>
+          <w:szCs w:val="36"/>
+        </w:rPr>
+        <w:t>Invalid choice.</w:t>
+      </w:r>
+    </w:p>
+    <w:p>
+      <w:pPr>
+        <w:rPr>
+          <w:sz w:val="36"/>
+          <w:szCs w:val="36"/>
+        </w:rPr>
+      </w:pPr>
+    </w:p>
+    <w:p>
+      <w:pPr>
+        <w:rPr>
+          <w:sz w:val="36"/>
+          <w:szCs w:val="36"/>
+        </w:rPr>
+      </w:pPr>
+      <w:r>
+        <w:rPr>
+          <w:sz w:val="36"/>
+          <w:szCs w:val="36"/>
+        </w:rPr>
+        <w:t>--- Grocery Manager ---</w:t>
+      </w:r>
+    </w:p>
+    <w:p>
+      <w:pPr>
+        <w:rPr>
+          <w:sz w:val="36"/>
+          <w:szCs w:val="36"/>
+        </w:rPr>
+      </w:pPr>
+      <w:r>
+        <w:rPr>
+          <w:sz w:val="36"/>
+          <w:szCs w:val="36"/>
+        </w:rPr>
+        <w:t>1. Add item</w:t>
+      </w:r>
+    </w:p>
+    <w:p>
+      <w:pPr>
+        <w:rPr>
+          <w:sz w:val="36"/>
+          <w:szCs w:val="36"/>
+        </w:rPr>
+      </w:pPr>
+      <w:r>
+        <w:rPr>
+          <w:sz w:val="36"/>
+          <w:szCs w:val="36"/>
+        </w:rPr>
+        <w:t>2. View items</w:t>
+      </w:r>
+    </w:p>
+    <w:p>
+      <w:pPr>
+        <w:rPr>
+          <w:sz w:val="36"/>
+          <w:szCs w:val="36"/>
+        </w:rPr>
+      </w:pPr>
+      <w:r>
+        <w:rPr>
+          <w:sz w:val="36"/>
+          <w:szCs w:val="36"/>
+        </w:rPr>
+        <w:t>3. Remove item</w:t>
+      </w:r>
+    </w:p>
+    <w:p>
+      <w:pPr>
+        <w:rPr>
+          <w:sz w:val="36"/>
+          <w:szCs w:val="36"/>
+        </w:rPr>
+      </w:pPr>
+      <w:r>
+        <w:rPr>
+          <w:sz w:val="36"/>
+          <w:szCs w:val="36"/>
+        </w:rPr>
+        <w:t>4. Total bill</w:t>
+      </w:r>
+    </w:p>
+    <w:p>
+      <w:pPr>
+        <w:rPr>
+          <w:sz w:val="36"/>
+          <w:szCs w:val="36"/>
+        </w:rPr>
+      </w:pPr>
+      <w:r>
+        <w:rPr>
+          <w:sz w:val="36"/>
+          <w:szCs w:val="36"/>
+        </w:rPr>
+        <w:t>5. Exit</w:t>
+      </w:r>
+    </w:p>
+    <w:p>
+      <w:pPr>
+        <w:rPr>
+          <w:sz w:val="36"/>
+          <w:szCs w:val="36"/>
+        </w:rPr>
+      </w:pPr>
+      <w:r>
+        <w:rPr>
+          <w:sz w:val="36"/>
+          <w:szCs w:val="36"/>
+        </w:rPr>
+        <w:t xml:space="preserve">Enter choice (1-5): </w:t>
+      </w:r>
+      <w:r>
+        <w:rPr>
+          <w:b/>
+          <w:bCs/>
+          <w:sz w:val="36"/>
+          <w:szCs w:val="36"/>
+        </w:rPr>
+        <w:t>1</w:t>
+      </w:r>
+    </w:p>
+    <w:p>
+      <w:pPr>
+        <w:rPr>
+          <w:b/>
+          <w:bCs/>
+          <w:sz w:val="36"/>
+          <w:szCs w:val="36"/>
+        </w:rPr>
+      </w:pPr>
+      <w:r>
+        <w:rPr>
+          <w:sz w:val="36"/>
+          <w:szCs w:val="36"/>
+        </w:rPr>
+        <w:t xml:space="preserve">Enter item name: </w:t>
+      </w:r>
+      <w:r>
+        <w:rPr>
+          <w:b/>
+          <w:bCs/>
+          <w:sz w:val="36"/>
+          <w:szCs w:val="36"/>
+        </w:rPr>
+        <w:t>banana</w:t>
+      </w:r>
+    </w:p>
+    <w:p>
+      <w:pPr>
+        <w:rPr>
+          <w:sz w:val="36"/>
+          <w:szCs w:val="36"/>
+        </w:rPr>
+      </w:pPr>
+      <w:r>
+        <w:rPr>
+          <w:sz w:val="36"/>
+          <w:szCs w:val="36"/>
+        </w:rPr>
+        <w:t xml:space="preserve">Enter quantity: </w:t>
+      </w:r>
+      <w:r>
+        <w:rPr>
+          <w:b/>
+          <w:bCs/>
+          <w:sz w:val="36"/>
+          <w:szCs w:val="36"/>
+        </w:rPr>
+        <w:t>2</w:t>
+      </w:r>
+    </w:p>
+    <w:p>
+      <w:pPr>
+        <w:rPr>
+          <w:sz w:val="36"/>
+          <w:szCs w:val="36"/>
+        </w:rPr>
+      </w:pPr>
+      <w:r>
+        <w:rPr>
+          <w:sz w:val="36"/>
+          <w:szCs w:val="36"/>
+        </w:rPr>
+        <w:t xml:space="preserve">Enter price: </w:t>
+      </w:r>
+      <w:r>
+        <w:rPr>
+          <w:b/>
+          <w:bCs/>
+          <w:sz w:val="36"/>
+          <w:szCs w:val="36"/>
+        </w:rPr>
+        <w:t>7</w:t>
+      </w:r>
+    </w:p>
+    <w:p>
+      <w:pPr>
+        <w:rPr>
+          <w:sz w:val="36"/>
+          <w:szCs w:val="36"/>
+        </w:rPr>
+      </w:pPr>
+      <w:r>
+        <w:rPr>
+          <w:sz w:val="36"/>
+          <w:szCs w:val="36"/>
+        </w:rPr>
+        <w:t>Item added!</w:t>
+      </w:r>
+    </w:p>
+    <w:p>
+      <w:pPr>
+        <w:rPr>
+          <w:sz w:val="36"/>
+          <w:szCs w:val="36"/>
+        </w:rPr>
+      </w:pPr>
+    </w:p>
+    <w:p>
+      <w:pPr>
+        <w:rPr>
+          <w:sz w:val="36"/>
+          <w:szCs w:val="36"/>
+        </w:rPr>
+      </w:pPr>
+      <w:r>
+        <w:rPr>
+          <w:sz w:val="36"/>
+          <w:szCs w:val="36"/>
+        </w:rPr>
+        <w:t>--- Grocery Manager ---</w:t>
+      </w:r>
+    </w:p>
+    <w:p>
+      <w:pPr>
+        <w:rPr>
+          <w:sz w:val="36"/>
+          <w:szCs w:val="36"/>
+        </w:rPr>
+      </w:pPr>
+      <w:r>
+        <w:rPr>
+          <w:sz w:val="36"/>
+          <w:szCs w:val="36"/>
+        </w:rPr>
+        <w:lastRenderedPageBreak/>
+        <w:t>1. Add item</w:t>
+      </w:r>
+    </w:p>
+    <w:p>
+      <w:pPr>
+        <w:rPr>
+          <w:sz w:val="36"/>
+          <w:szCs w:val="36"/>
+        </w:rPr>
+      </w:pPr>
+      <w:r>
+        <w:rPr>
+          <w:sz w:val="36"/>
+          <w:szCs w:val="36"/>
+        </w:rPr>
+        <w:t>2. View items</w:t>
+      </w:r>
+    </w:p>
+    <w:p>
+      <w:pPr>
+        <w:rPr>
+          <w:sz w:val="36"/>
+          <w:szCs w:val="36"/>
+        </w:rPr>
+      </w:pPr>
+      <w:r>
+        <w:rPr>
+          <w:sz w:val="36"/>
+          <w:szCs w:val="36"/>
+        </w:rPr>
+        <w:t>3. Remove item</w:t>
+      </w:r>
+    </w:p>
+    <w:p>
+      <w:pPr>
+        <w:rPr>
+          <w:sz w:val="36"/>
+          <w:szCs w:val="36"/>
+        </w:rPr>
+      </w:pPr>
+      <w:r>
+        <w:rPr>
+          <w:sz w:val="36"/>
+          <w:szCs w:val="36"/>
+        </w:rPr>
+        <w:t>4. Total bill</w:t>
+      </w:r>
+    </w:p>
+    <w:p>
+      <w:pPr>
+        <w:rPr>
+          <w:sz w:val="36"/>
+          <w:szCs w:val="36"/>
+        </w:rPr>
+      </w:pPr>
+      <w:r>
+        <w:rPr>
+          <w:sz w:val="36"/>
+          <w:szCs w:val="36"/>
+        </w:rPr>
+        <w:t>5. Exit</w:t>
+      </w:r>
+    </w:p>
+    <w:p>
+      <w:pPr>
+        <w:rPr>
+          <w:b/>
+          <w:bCs/>
+          <w:sz w:val="36"/>
+          <w:szCs w:val="36"/>
+        </w:rPr>
+      </w:pPr>
+      <w:r>
+        <w:rPr>
+          <w:sz w:val="36"/>
+          <w:szCs w:val="36"/>
+        </w:rPr>
+        <w:t xml:space="preserve">Enter choice (1-5): </w:t>
+      </w:r>
+      <w:r>
+        <w:rPr>
+          <w:b/>
+          <w:bCs/>
+          <w:sz w:val="36"/>
+          <w:szCs w:val="36"/>
+        </w:rPr>
+        <w:t>1</w:t>
+      </w:r>
+    </w:p>
+    <w:p>
+      <w:pPr>
+        <w:rPr>
+          <w:sz w:val="36"/>
+          <w:szCs w:val="36"/>
+        </w:rPr>
+      </w:pPr>
+      <w:r>
+        <w:rPr>
+          <w:sz w:val="36"/>
+          <w:szCs w:val="36"/>
+        </w:rPr>
+        <w:t xml:space="preserve">Enter item name: </w:t>
+      </w:r>
+      <w:r>
+        <w:rPr>
+          <w:b/>
+          <w:bCs/>
+          <w:sz w:val="36"/>
+          <w:szCs w:val="36"/>
+        </w:rPr>
+        <w:t>apple</w:t>
+      </w:r>
+    </w:p>
+    <w:p>
+      <w:pPr>
+        <w:rPr>
+          <w:sz w:val="36"/>
+          <w:szCs w:val="36"/>
+        </w:rPr>
+      </w:pPr>
+      <w:r>
+        <w:rPr>
+          <w:sz w:val="36"/>
+          <w:szCs w:val="36"/>
+        </w:rPr>
+        <w:t>Enter quantity:</w:t>
+      </w:r>
+      <w:r>
+        <w:rPr>
+          <w:b/>
+          <w:bCs/>
+          <w:sz w:val="36"/>
+          <w:szCs w:val="36"/>
+        </w:rPr>
+        <w:t xml:space="preserve"> 5</w:t>
+      </w:r>
+    </w:p>
+    <w:p>
+      <w:pPr>
+        <w:rPr>
+          <w:sz w:val="36"/>
+          <w:szCs w:val="36"/>
+        </w:rPr>
+      </w:pPr>
+      <w:r>
+        <w:rPr>
+          <w:sz w:val="36"/>
+          <w:szCs w:val="36"/>
+        </w:rPr>
+        <w:t xml:space="preserve">Enter price: </w:t>
+      </w:r>
+      <w:r>
+        <w:rPr>
+          <w:b/>
+          <w:bCs/>
+          <w:sz w:val="36"/>
+          <w:szCs w:val="36"/>
+        </w:rPr>
+        <w:t>2</w:t>
+      </w:r>
+    </w:p>
+    <w:p>
+      <w:pPr>
+        <w:rPr>
+          <w:sz w:val="36"/>
+          <w:szCs w:val="36"/>
+        </w:rPr>
+      </w:pPr>
+      <w:r>
+        <w:rPr>
+          <w:sz w:val="36"/>
+          <w:szCs w:val="36"/>
+        </w:rPr>
+        <w:t>Item added!</w:t>
+      </w:r>
+    </w:p>
+    <w:p>
+      <w:pPr>
+        <w:rPr>
+          <w:sz w:val="36"/>
+          <w:szCs w:val="36"/>
+        </w:rPr>
+      </w:pPr>
+    </w:p>
+    <w:p>
+      <w:pPr>
+        <w:rPr>
+          <w:sz w:val="36"/>
+          <w:szCs w:val="36"/>
+        </w:rPr>
+      </w:pPr>
+      <w:r>
+        <w:rPr>
+          <w:sz w:val="36"/>
+          <w:szCs w:val="36"/>
+        </w:rPr>
+        <w:t>--- Grocery Manager ---</w:t>
+      </w:r>
+    </w:p>
+    <w:p>
+      <w:pPr>
+        <w:rPr>
+          <w:sz w:val="36"/>
+          <w:szCs w:val="36"/>
+        </w:rPr>
+      </w:pPr>
+      <w:r>
+        <w:rPr>
+          <w:sz w:val="36"/>
+          <w:szCs w:val="36"/>
+        </w:rPr>
+        <w:t>1. Add item</w:t>
+      </w:r>
+    </w:p>
+    <w:p>
+      <w:pPr>
+        <w:rPr>
+          <w:sz w:val="36"/>
+          <w:szCs w:val="36"/>
+        </w:rPr>
+      </w:pPr>
+      <w:r>
+        <w:rPr>
+          <w:sz w:val="36"/>
+          <w:szCs w:val="36"/>
+        </w:rPr>
+        <w:t>2. View items</w:t>
+      </w:r>
+    </w:p>
+    <w:p>
+      <w:pPr>
+        <w:rPr>
+          <w:sz w:val="36"/>
+          <w:szCs w:val="36"/>
+        </w:rPr>
+      </w:pPr>
+      <w:r>
+        <w:rPr>
+          <w:sz w:val="36"/>
+          <w:szCs w:val="36"/>
+        </w:rPr>
+        <w:t>3. Remove item</w:t>
+      </w:r>
+    </w:p>
+    <w:p>
+      <w:pPr>
+        <w:rPr>
+          <w:sz w:val="36"/>
+          <w:szCs w:val="36"/>
+        </w:rPr>
+      </w:pPr>
+      <w:r>
+        <w:rPr>
+          <w:sz w:val="36"/>
+          <w:szCs w:val="36"/>
+        </w:rPr>
+        <w:t>4. Total bill</w:t>
+      </w:r>
+    </w:p>
+    <w:p>
+      <w:pPr>
+        <w:rPr>
+          <w:sz w:val="36"/>
+          <w:szCs w:val="36"/>
+        </w:rPr>
+      </w:pPr>
+      <w:r>
+        <w:rPr>
+          <w:sz w:val="36"/>
+          <w:szCs w:val="36"/>
+        </w:rPr>
+        <w:t>5. Exit</w:t>
+      </w:r>
+    </w:p>
+    <w:p>
+      <w:pPr>
+        <w:rPr>
+          <w:sz w:val="36"/>
+          <w:szCs w:val="36"/>
+        </w:rPr>
+      </w:pPr>
+      <w:r>
+        <w:rPr>
+          <w:sz w:val="36"/>
+          <w:szCs w:val="36"/>
+        </w:rPr>
+        <w:t xml:space="preserve">Enter choice (1-5): </w:t>
+      </w:r>
+      <w:r>
+        <w:rPr>
+          <w:b/>
+          <w:bCs/>
+          <w:sz w:val="36"/>
+          <w:szCs w:val="36"/>
+        </w:rPr>
+        <w:t>2</w:t>
+      </w:r>
+    </w:p>
+    <w:p>
+      <w:pPr>
+        <w:rPr>
+          <w:sz w:val="36"/>
+          <w:szCs w:val="36"/>
+        </w:rPr>
+      </w:pPr>
+    </w:p>
+    <w:p>
+      <w:pPr>
+        <w:rPr>
+          <w:sz w:val="36"/>
+          <w:szCs w:val="36"/>
+        </w:rPr>
+      </w:pPr>
+      <w:r>
+        <w:rPr>
+          <w:sz w:val="36"/>
+          <w:szCs w:val="36"/>
+        </w:rPr>
+        <w:lastRenderedPageBreak/>
+        <w:t>Item    Total Price</w:t>
+      </w:r>
+    </w:p>
+    <w:p>
+      <w:pPr>
+        <w:rPr>
+          <w:sz w:val="36"/>
+          <w:szCs w:val="36"/>
+        </w:rPr>
+      </w:pPr>
+      <w:r>
+        <w:rPr>
+          <w:sz w:val="36"/>
+          <w:szCs w:val="36"/>
+        </w:rPr>
+        <w:t>--------------------</w:t>
+      </w:r>
+    </w:p>
+    <w:p>
+      <w:pPr>
+        <w:rPr>
+          <w:sz w:val="36"/>
+          <w:szCs w:val="36"/>
+        </w:rPr>
+      </w:pPr>
+      <w:r>
+        <w:rPr>
+          <w:sz w:val="36"/>
+          <w:szCs w:val="36"/>
+        </w:rPr>
+        <w:t>apple   10.0</w:t>
+      </w:r>
+    </w:p>
+    <w:p>
+      <w:pPr>
+        <w:rPr>
+          <w:sz w:val="36"/>
+          <w:szCs w:val="36"/>
+        </w:rPr>
+      </w:pPr>
+      <w:proofErr w:type="gramStart"/>
+      <w:r>
+        <w:rPr>
+          <w:sz w:val="36"/>
+          <w:szCs w:val="36"/>
+        </w:rPr>
+        <w:t>banana  14.0</w:t>
+      </w:r>
+      <w:proofErr w:type="gramEnd"/>
+    </w:p>
+    <w:p>
+      <w:pPr>
+        <w:rPr>
+          <w:sz w:val="36"/>
+          <w:szCs w:val="36"/>
+        </w:rPr>
+      </w:pPr>
+    </w:p>
+    <w:p>
+      <w:pPr>
+        <w:rPr>
+          <w:sz w:val="36"/>
+          <w:szCs w:val="36"/>
+        </w:rPr>
+      </w:pPr>
+      <w:r>
+        <w:rPr>
+          <w:sz w:val="36"/>
+          <w:szCs w:val="36"/>
+        </w:rPr>
+        <w:t>--- Grocery Manager ---</w:t>
+      </w:r>
+    </w:p>
+    <w:p>
+      <w:pPr>
+        <w:rPr>
+          <w:sz w:val="36"/>
+          <w:szCs w:val="36"/>
+        </w:rPr>
+      </w:pPr>
+      <w:r>
+        <w:rPr>
+          <w:sz w:val="36"/>
+          <w:szCs w:val="36"/>
+        </w:rPr>
+        <w:t>1. Add item</w:t>
+      </w:r>
+    </w:p>
+    <w:p>
+      <w:pPr>
+        <w:rPr>
+          <w:sz w:val="36"/>
+          <w:szCs w:val="36"/>
+        </w:rPr>
+      </w:pPr>
+      <w:r>
+        <w:rPr>
+          <w:sz w:val="36"/>
+          <w:szCs w:val="36"/>
+        </w:rPr>
+        <w:t>2. View items</w:t>
+      </w:r>
+    </w:p>
+    <w:p>
+      <w:pPr>
+        <w:rPr>
+          <w:sz w:val="36"/>
+          <w:szCs w:val="36"/>
+        </w:rPr>
+      </w:pPr>
+      <w:r>
+        <w:rPr>
+          <w:sz w:val="36"/>
+          <w:szCs w:val="36"/>
+        </w:rPr>
+        <w:t>3. Remove item</w:t>
+      </w:r>
+    </w:p>
+    <w:p>
+      <w:pPr>
+        <w:rPr>
+          <w:sz w:val="36"/>
+          <w:szCs w:val="36"/>
+        </w:rPr>
+      </w:pPr>
+      <w:r>
+        <w:rPr>
+          <w:sz w:val="36"/>
+          <w:szCs w:val="36"/>
+        </w:rPr>
+        <w:t>4. Total bill</w:t>
+      </w:r>
+    </w:p>
+    <w:p>
+      <w:pPr>
+        <w:rPr>
+          <w:sz w:val="36"/>
+          <w:szCs w:val="36"/>
+        </w:rPr>
+      </w:pPr>
+      <w:r>
+        <w:rPr>
+          <w:sz w:val="36"/>
+          <w:szCs w:val="36"/>
+        </w:rPr>
+        <w:t>5. Exit</w:t>
+      </w:r>
+    </w:p>
+    <w:p>
+      <w:pPr>
+        <w:rPr>
+          <w:sz w:val="36"/>
+          <w:szCs w:val="36"/>
+        </w:rPr>
+      </w:pPr>
+      <w:r>
+        <w:rPr>
+          <w:sz w:val="36"/>
+          <w:szCs w:val="36"/>
+        </w:rPr>
+        <w:t xml:space="preserve">Enter choice (1-5): </w:t>
+      </w:r>
+      <w:r>
+        <w:rPr>
+          <w:b/>
+          <w:bCs/>
+          <w:sz w:val="36"/>
+          <w:szCs w:val="36"/>
+        </w:rPr>
+        <w:t>4</w:t>
+      </w:r>
+      <w:r>
+        <w:rPr>
+          <w:sz w:val="36"/>
+          <w:szCs w:val="36"/>
+        </w:rPr>
+        <w:t xml:space="preserve">    </w:t>
+      </w:r>
+    </w:p>
+    <w:p>
+      <w:pPr>
+        <w:rPr>
+          <w:sz w:val="36"/>
+          <w:szCs w:val="36"/>
+        </w:rPr>
+      </w:pPr>
+      <w:r>
+        <w:rPr>
+          <w:sz w:val="36"/>
+          <w:szCs w:val="36"/>
+        </w:rPr>
+        <w:t>Total Bill: ₹24.0</w:t>
+      </w:r>
+    </w:p>
+    <w:p>
+      <w:pPr>
+        <w:rPr>
+          <w:sz w:val="36"/>
+          <w:szCs w:val="36"/>
+        </w:rPr>
+      </w:pPr>
+    </w:p>
+    <w:p>
+      <w:pPr>
+        <w:rPr>
+          <w:sz w:val="36"/>
+          <w:szCs w:val="36"/>
+        </w:rPr>
+      </w:pPr>
+      <w:r>
+        <w:rPr>
+          <w:sz w:val="36"/>
+          <w:szCs w:val="36"/>
+        </w:rPr>
+        <w:t>--- Grocery Manager ---</w:t>
+      </w:r>
+    </w:p>
+    <w:p>
+      <w:pPr>
+        <w:rPr>
+          <w:sz w:val="36"/>
+          <w:szCs w:val="36"/>
+        </w:rPr>
+      </w:pPr>
+      <w:r>
+        <w:rPr>
+          <w:sz w:val="36"/>
+          <w:szCs w:val="36"/>
+        </w:rPr>
+        <w:t>1. Add item</w:t>
+      </w:r>
+    </w:p>
+    <w:p>
+      <w:pPr>
+        <w:rPr>
+          <w:sz w:val="36"/>
+          <w:szCs w:val="36"/>
+        </w:rPr>
+      </w:pPr>
+      <w:r>
+        <w:rPr>
+          <w:sz w:val="36"/>
+          <w:szCs w:val="36"/>
+        </w:rPr>
+        <w:t>2. View items</w:t>
+      </w:r>
+    </w:p>
+    <w:p>
+      <w:pPr>
+        <w:rPr>
+          <w:sz w:val="36"/>
+          <w:szCs w:val="36"/>
+        </w:rPr>
+      </w:pPr>
+      <w:r>
+        <w:rPr>
+          <w:sz w:val="36"/>
+          <w:szCs w:val="36"/>
+        </w:rPr>
+        <w:t>3. Remove item</w:t>
+      </w:r>
+    </w:p>
+    <w:p>
+      <w:pPr>
+        <w:rPr>
+          <w:sz w:val="36"/>
+          <w:szCs w:val="36"/>
+        </w:rPr>
+      </w:pPr>
+      <w:r>
+        <w:rPr>
+          <w:sz w:val="36"/>
+          <w:szCs w:val="36"/>
+        </w:rPr>
+        <w:t>4. Total bill</w:t>
+      </w:r>
+    </w:p>
+    <w:p>
+      <w:pPr>
+        <w:rPr>
+          <w:sz w:val="36"/>
+          <w:szCs w:val="36"/>
+        </w:rPr>
+      </w:pPr>
+      <w:r>
+        <w:rPr>
+          <w:sz w:val="36"/>
+          <w:szCs w:val="36"/>
+        </w:rPr>
+        <w:lastRenderedPageBreak/>
+        <w:t>5. Exit</w:t>
+      </w:r>
+    </w:p>
+    <w:p>
+      <w:pPr>
+        <w:rPr>
+          <w:b/>
+          <w:bCs/>
+          <w:sz w:val="36"/>
+          <w:szCs w:val="36"/>
+        </w:rPr>
+      </w:pPr>
+      <w:r>
+        <w:rPr>
+          <w:sz w:val="36"/>
+          <w:szCs w:val="36"/>
+        </w:rPr>
+        <w:t xml:space="preserve">Enter choice (1-5): </w:t>
+      </w:r>
+      <w:r>
+        <w:rPr>
+          <w:b/>
+          <w:bCs/>
+          <w:sz w:val="36"/>
+          <w:szCs w:val="36"/>
+        </w:rPr>
+        <w:t>5</w:t>
+      </w:r>
+    </w:p>
+    <w:p>
+      <w:pPr>
+        <w:rPr>
+          <w:sz w:val="36"/>
+          <w:szCs w:val="36"/>
+        </w:rPr>
+      </w:pPr>
+      <w:r>
+        <w:rPr>
+          <w:sz w:val="36"/>
+          <w:szCs w:val="36"/>
+        </w:rPr>
+        <w:t>Thank you!</w:t>
       </w:r>
     </w:p>
     <w:sectPr>
@@ -588,6 +2115,11 @@
 
 <file path=word/numbering.xml><?xml version="1.0" encoding="utf-8"?>
 <w:numbering xmlns:wpc="http://schemas.microsoft.com/office/word/2010/wordprocessingCanvas" xmlns:cx="http://schemas.microsoft.com/office/drawing/2014/chartex" xmlns:cx1="http://schemas.microsoft.com/office/drawing/2015/9/8/chartex" xmlns:cx2="http://schemas.microsoft.com/office/drawing/2015/10/21/chartex" xmlns:cx3="http://schemas.microsoft.com/office/drawing/2016/5/9/chartex" xmlns:cx4="http://schemas.microsoft.com/office/drawing/2016/5/10/chartex" xmlns:cx5="http://schemas.microsoft.com/office/drawing/2016/5/11/chartex" xmlns:cx6="http://schemas.microsoft.com/office/drawing/2016/5/12/chartex" xmlns:cx7="http://schemas.microsoft.com/office/drawing/2016/5/13/chartex" xmlns:cx8="http://schemas.microsoft.com/office/drawing/2016/5/14/chartex" xmlns:mc="http://schemas.openxmlformats.org/markup-compatibility/2006" xmlns:aink="http://schemas.microsoft.com/office/drawing/2016/ink" xmlns:am3d="http://schemas.microsoft.com/office/drawing/2017/model3d" xmlns:o="urn:schemas-microsoft-com:office:office" xmlns:oel="http://schemas.microsoft.com/office/2019/extlst" xmlns:r="http://schemas.openxmlformats.org/officeDocument/2006/relationships" xmlns:m="http://schemas.openxmlformats.org/officeDocument/2006/math" xmlns:v="urn:schemas-microsoft-com:vml" xmlns:wp14="http://schemas.microsoft.com/office/word/2010/wordprocessingDrawing" xmlns:wp="http://schemas.openxmlformats.org/drawingml/2006/wordprocessingDrawing" xmlns:w10="urn:schemas-microsoft-com:office:word" xmlns:w="http://schemas.openxmlformats.org/wordprocessingml/2006/main" xmlns:w14="http://schemas.microsoft.com/office/word/2010/wordml" xmlns:w15="http://schemas.microsoft.com/office/word/2012/wordml" xmlns:w16cex="http://schemas.microsoft.com/office/word/2018/wordml/cex" xmlns:w16cid="http://schemas.microsoft.com/office/word/2016/wordml/cid" xmlns:w16="http://schemas.microsoft.com/office/word/2018/wordml" xmlns:w16du="http://schemas.microsoft.com/office/word/2023/wordml/word16du" xmlns:w16sdtdh="http://schemas.microsoft.com/office/word/2020/wordml/sdtdatahash" xmlns:w16sdtfl="http://schemas.microsoft.com/office/word/2024/wordml/sdtformatlock" xmlns:w16se="http://schemas.microsoft.com/office/word/2015/wordml/symex" xmlns:wpg="http://schemas.microsoft.com/office/word/2010/wordprocessingGroup" xmlns:wpi="http://schemas.microsoft.com/office/word/2010/wordprocessingInk" xmlns:wne="http://schemas.microsoft.com/office/word/2006/wordml" xmlns:wps="http://schemas.microsoft.com/office/word/2010/wordprocessingShape" mc:Ignorable="w14 w15 w16se w16cid w16 w16cex w16sdtdh w16sdtfl w16du wp14">
+  <w:numPicBullet w:numPicBulletId="0">
+    <w:pict>
+      <v:rect id="_x0000_i1025" style="width:0;height:1.5pt" o:hralign="center" o:bullet="t" o:hrstd="t" o:hr="t" fillcolor="#a0a0a0" stroked="f"/>
+    </w:pict>
+  </w:numPicBullet>
   <w:abstractNum w:abstractNumId="0" w15:restartNumberingAfterBreak="0">
     <w:nsid w:val="03772AEC"/>
     <w:multiLevelType w:val="multilevel"/>
@@ -1008,6 +2540,147 @@
     </w:lvl>
   </w:abstractNum>
   <w:abstractNum w:abstractNumId="3" w15:restartNumberingAfterBreak="0">
+    <w:nsid w:val="4C87209F"/>
+    <w:multiLevelType w:val="hybridMultilevel"/>
+    <w:tmpl w:val="511C21F2"/>
+    <w:lvl w:ilvl="0" w:tplc="A36C01AA">
+      <w:start w:val="1"/>
+      <w:numFmt w:val="bullet"/>
+      <w:lvlText w:val=""/>
+      <w:lvlPicBulletId w:val="0"/>
+      <w:lvlJc w:val="left"/>
+      <w:pPr>
+        <w:tabs>
+          <w:tab w:val="num" w:pos="720"/>
+        </w:tabs>
+        <w:ind w:left="720" w:hanging="360"/>
+      </w:pPr>
+      <w:rPr>
+        <w:rFonts w:ascii="Symbol" w:hAnsi="Symbol" w:hint="default"/>
+      </w:rPr>
+    </w:lvl>
+    <w:lvl w:ilvl="1" w:tplc="3536D55A" w:tentative="1">
+      <w:start w:val="1"/>
+      <w:numFmt w:val="bullet"/>
+      <w:lvlText w:val=""/>
+      <w:lvlJc w:val="left"/>
+      <w:pPr>
+        <w:tabs>
+          <w:tab w:val="num" w:pos="1440"/>
+        </w:tabs>
+        <w:ind w:left="1440" w:hanging="360"/>
+      </w:pPr>
+      <w:rPr>
+        <w:rFonts w:ascii="Symbol" w:hAnsi="Symbol" w:hint="default"/>
+      </w:rPr>
+    </w:lvl>
+    <w:lvl w:ilvl="2" w:tplc="9AAAF080" w:tentative="1">
+      <w:start w:val="1"/>
+      <w:numFmt w:val="bullet"/>
+      <w:lvlText w:val=""/>
+      <w:lvlJc w:val="left"/>
+      <w:pPr>
+        <w:tabs>
+          <w:tab w:val="num" w:pos="2160"/>
+        </w:tabs>
+        <w:ind w:left="2160" w:hanging="360"/>
+      </w:pPr>
+      <w:rPr>
+        <w:rFonts w:ascii="Symbol" w:hAnsi="Symbol" w:hint="default"/>
+      </w:rPr>
+    </w:lvl>
+    <w:lvl w:ilvl="3" w:tplc="0B74B968" w:tentative="1">
+      <w:start w:val="1"/>
+      <w:numFmt w:val="bullet"/>
+      <w:lvlText w:val=""/>
+      <w:lvlJc w:val="left"/>
+      <w:pPr>
+        <w:tabs>
+          <w:tab w:val="num" w:pos="2880"/>
+        </w:tabs>
+        <w:ind w:left="2880" w:hanging="360"/>
+      </w:pPr>
+      <w:rPr>
+        <w:rFonts w:ascii="Symbol" w:hAnsi="Symbol" w:hint="default"/>
+      </w:rPr>
+    </w:lvl>
+    <w:lvl w:ilvl="4" w:tplc="3C8E6F80" w:tentative="1">
+      <w:start w:val="1"/>
+      <w:numFmt w:val="bullet"/>
+      <w:lvlText w:val=""/>
+      <w:lvlJc w:val="left"/>
+      <w:pPr>
+        <w:tabs>
+          <w:tab w:val="num" w:pos="3600"/>
+        </w:tabs>
+        <w:ind w:left="3600" w:hanging="360"/>
+      </w:pPr>
+      <w:rPr>
+        <w:rFonts w:ascii="Symbol" w:hAnsi="Symbol" w:hint="default"/>
+      </w:rPr>
+    </w:lvl>
+    <w:lvl w:ilvl="5" w:tplc="165883D8" w:tentative="1">
+      <w:start w:val="1"/>
+      <w:numFmt w:val="bullet"/>
+      <w:lvlText w:val=""/>
+      <w:lvlJc w:val="left"/>
+      <w:pPr>
+        <w:tabs>
+          <w:tab w:val="num" w:pos="4320"/>
+        </w:tabs>
+        <w:ind w:left="4320" w:hanging="360"/>
+      </w:pPr>
+      <w:rPr>
+        <w:rFonts w:ascii="Symbol" w:hAnsi="Symbol" w:hint="default"/>
+      </w:rPr>
+    </w:lvl>
+    <w:lvl w:ilvl="6" w:tplc="82183284" w:tentative="1">
+      <w:start w:val="1"/>
+      <w:numFmt w:val="bullet"/>
+      <w:lvlText w:val=""/>
+      <w:lvlJc w:val="left"/>
+      <w:pPr>
+        <w:tabs>
+          <w:tab w:val="num" w:pos="5040"/>
+        </w:tabs>
+        <w:ind w:left="5040" w:hanging="360"/>
+      </w:pPr>
+      <w:rPr>
+        <w:rFonts w:ascii="Symbol" w:hAnsi="Symbol" w:hint="default"/>
+      </w:rPr>
+    </w:lvl>
+    <w:lvl w:ilvl="7" w:tplc="46E05E54" w:tentative="1">
+      <w:start w:val="1"/>
+      <w:numFmt w:val="bullet"/>
+      <w:lvlText w:val=""/>
+      <w:lvlJc w:val="left"/>
+      <w:pPr>
+        <w:tabs>
+          <w:tab w:val="num" w:pos="5760"/>
+        </w:tabs>
+        <w:ind w:left="5760" w:hanging="360"/>
+      </w:pPr>
+      <w:rPr>
+        <w:rFonts w:ascii="Symbol" w:hAnsi="Symbol" w:hint="default"/>
+      </w:rPr>
+    </w:lvl>
+    <w:lvl w:ilvl="8" w:tplc="1A4E7E10" w:tentative="1">
+      <w:start w:val="1"/>
+      <w:numFmt w:val="bullet"/>
+      <w:lvlText w:val=""/>
+      <w:lvlJc w:val="left"/>
+      <w:pPr>
+        <w:tabs>
+          <w:tab w:val="num" w:pos="6480"/>
+        </w:tabs>
+        <w:ind w:left="6480" w:hanging="360"/>
+      </w:pPr>
+      <w:rPr>
+        <w:rFonts w:ascii="Symbol" w:hAnsi="Symbol" w:hint="default"/>
+      </w:rPr>
+    </w:lvl>
+  </w:abstractNum>
+  <w:abstractNum w:abstractNumId="4" w15:restartNumberingAfterBreak="0">
     <w:nsid w:val="65C21980"/>
     <w:multiLevelType w:val="multilevel"/>
     <w:tmpl w:val="1350593C"/>
@@ -1156,7 +2829,7 @@
       </w:rPr>
     </w:lvl>
   </w:abstractNum>
-  <w:abstractNum w:abstractNumId="4" w15:restartNumberingAfterBreak="0">
+  <w:abstractNum w:abstractNumId="5" w15:restartNumberingAfterBreak="0">
     <w:nsid w:val="7F2E492F"/>
     <w:multiLevelType w:val="multilevel"/>
     <w:tmpl w:val="CDCA7D58"/>
@@ -1309,16 +2982,19 @@
     <w:abstractNumId w:val="2"/>
   </w:num>
   <w:num w:numId="2" w16cid:durableId="1766609768">
-    <w:abstractNumId w:val="3"/>
+    <w:abstractNumId w:val="4"/>
   </w:num>
   <w:num w:numId="3" w16cid:durableId="445278588">
-    <w:abstractNumId w:val="4"/>
+    <w:abstractNumId w:val="5"/>
   </w:num>
   <w:num w:numId="4" w16cid:durableId="550769234">
     <w:abstractNumId w:val="0"/>
   </w:num>
   <w:num w:numId="5" w16cid:durableId="1352688397">
     <w:abstractNumId w:val="1"/>
+  </w:num>
+  <w:num w:numId="6" w16cid:durableId="1680547981">
+    <w:abstractNumId w:val="3"/>
   </w:num>
 </w:numbering>
 </file>
@@ -1926,6 +3602,7 @@
   <w:style w:type="character" w:default="1" w:styleId="DefaultParagraphFont">
     <w:name w:val="Default Paragraph Font"/>
     <w:uiPriority w:val="1"/>
+    <w:semiHidden/>
     <w:unhideWhenUsed/>
   </w:style>
   <w:style w:type="table" w:default="1" w:styleId="TableNormal">
